--- a/DOCS-PEOPLE-LEAD/Ana-Karina/04-Workday-Prioridades-e-ABCD.docx
+++ b/DOCS-PEOPLE-LEAD/Ana-Karina/04-Workday-Prioridades-e-ABCD.docx
@@ -4,47 +4,25 @@
   <w:body>
     <w:p>
       <w:pPr>
-        <w:jc w:val="center"/>
+        <w:jc w:val="left"/>
       </w:pPr>
       <w:r>
         <w:rPr>
-          <w:rFonts w:ascii="Calibri" w:hAnsi="Calibri" w:eastAsia="Calibri"/>
           <w:b/>
-          <w:i w:val="0"/>
           <w:color w:val="1F3A5F"/>
-          <w:sz w:val="24"/>
+          <w:sz w:val="40"/>
         </w:rPr>
-        <w:t>WORKDAY · PRIORIDADES FY26 + ABCD REFLECTIONS</w:t>
+        <w:t>Workday — Ana Karina (BANCO BRADESCO)</w:t>
       </w:r>
     </w:p>
     <w:p>
-      <w:pPr>
-        <w:jc w:val="center"/>
-      </w:pPr>
       <w:r>
         <w:rPr>
-          <w:rFonts w:ascii="Calibri" w:hAnsi="Calibri" w:eastAsia="Calibri"/>
-          <w:b/>
-          <w:i w:val="0"/>
-          <w:color w:val="1F3A5F"/>
-          <w:sz w:val="40"/>
-        </w:rPr>
-        <w:t>Ana Karina</w:t>
-      </w:r>
-    </w:p>
-    <w:p>
-      <w:pPr>
-        <w:jc w:val="center"/>
-      </w:pPr>
-      <w:r>
-        <w:rPr>
-          <w:rFonts w:ascii="Calibri" w:hAnsi="Calibri" w:eastAsia="Calibri"/>
-          <w:b w:val="0"/>
           <w:i/>
           <w:color w:val="555555"/>
-          <w:sz w:val="24"/>
+          <w:sz w:val="22"/>
         </w:rPr>
-        <w:t>BANCO BRADESCO · prazo 28/08/2026</w:t>
+        <w:t>Ana Karina · People Lead · documento editável</w:t>
       </w:r>
     </w:p>
     <w:p/>
@@ -53,47 +31,82 @@
         <w:pStyle w:val="Heading2"/>
       </w:pPr>
       <w:r>
-        <w:t>Prioridades FY26 + ABCD Reflections · prazo 28/08</w:t>
+        <w:t>Referência interna PL — prioridades FY26 + ABCD · prazo 28/08</w:t>
+      </w:r>
+    </w:p>
+    <w:p>
+      <w:pPr>
+        <w:ind w:left="425"/>
+      </w:pPr>
+      <w:r>
+        <w:rPr>
+          <w:b/>
+          <w:color w:val="444444"/>
+        </w:rPr>
+        <w:t>Uso interno People Lead</w:t>
+      </w:r>
+      <w:r>
+        <w:rPr>
+          <w:i/>
+          <w:color w:val="444444"/>
+        </w:rPr>
+        <w:t xml:space="preserve"> — não documento enviado à Ana.   </w:t>
+      </w:r>
+      <w:r>
+        <w:rPr>
+          <w:b/>
+          <w:color w:val="444444"/>
+        </w:rPr>
+        <w:t>Status:</w:t>
+      </w:r>
+      <w:r>
+        <w:rPr>
+          <w:i/>
+          <w:color w:val="444444"/>
+        </w:rPr>
+        <w:t xml:space="preserve"> autorreflexão </w:t>
+      </w:r>
+      <w:r>
+        <w:rPr>
+          <w:b/>
+          <w:color w:val="444444"/>
+        </w:rPr>
+        <w:t>não submetida</w:t>
+      </w:r>
+      <w:r>
+        <w:rPr>
+          <w:i/>
+          <w:color w:val="444444"/>
+        </w:rPr>
+        <w:t xml:space="preserve"> (28/08).</w:t>
       </w:r>
     </w:p>
     <w:p>
       <w:r>
-        <w:rPr>
-          <w:rFonts w:ascii="Calibri" w:hAnsi="Calibri" w:eastAsia="Calibri"/>
-          <w:b w:val="0"/>
-          <w:i w:val="0"/>
-          <w:sz w:val="22"/>
-        </w:rPr>
         <w:t>People Lead: Jônatas</w:t>
       </w:r>
     </w:p>
     <w:p>
       <w:r>
-        <w:rPr>
-          <w:rFonts w:ascii="Calibri" w:hAnsi="Calibri" w:eastAsia="Calibri"/>
-          <w:b w:val="0"/>
-          <w:i w:val="0"/>
-          <w:sz w:val="22"/>
-        </w:rPr>
-        <w:t xml:space="preserve">Use este texto como </w:t>
+        <w:t xml:space="preserve">Use como </w:t>
       </w:r>
       <w:r>
         <w:rPr>
-          <w:rFonts w:ascii="Calibri" w:hAnsi="Calibri" w:eastAsia="Calibri"/>
           <w:b/>
-          <w:i w:val="0"/>
-          <w:sz w:val="22"/>
         </w:rPr>
-        <w:t>base para colar</w:t>
+        <w:t>referência sua</w:t>
+      </w:r>
+      <w:r>
+        <w:t xml:space="preserve"> (orientação verbal ou cruzamento depois que ela submeter). A Ana preenche no </w:t>
       </w:r>
       <w:r>
         <w:rPr>
-          <w:rFonts w:ascii="Calibri" w:hAnsi="Calibri" w:eastAsia="Calibri"/>
-          <w:b w:val="0"/>
-          <w:i w:val="0"/>
-          <w:sz w:val="22"/>
+          <w:b/>
         </w:rPr>
-        <w:t xml:space="preserve"> no Workday. Ajuste entregas reais do app e Enterprise ID dos revisores antes de enviar.</w:t>
+        <w:t>Workday dela</w:t>
+      </w:r>
+      <w:r>
+        <w:t>.</w:t>
       </w:r>
     </w:p>
     <w:p>
@@ -116,66 +129,33 @@
         <w:pStyle w:val="ListNumber"/>
       </w:pPr>
       <w:r>
-        <w:rPr>
-          <w:rFonts w:ascii="Calibri" w:hAnsi="Calibri" w:eastAsia="Calibri"/>
-          <w:b w:val="0"/>
-          <w:i w:val="0"/>
-          <w:sz w:val="22"/>
-        </w:rPr>
         <w:t xml:space="preserve">Workday → persona → </w:t>
       </w:r>
       <w:r>
         <w:rPr>
-          <w:rFonts w:ascii="Calibri" w:hAnsi="Calibri" w:eastAsia="Calibri"/>
           <w:b/>
-          <w:i w:val="0"/>
-          <w:sz w:val="22"/>
         </w:rPr>
         <w:t>View Profile</w:t>
       </w:r>
       <w:r>
-        <w:rPr>
-          <w:rFonts w:ascii="Calibri" w:hAnsi="Calibri" w:eastAsia="Calibri"/>
-          <w:b w:val="0"/>
-          <w:i w:val="0"/>
-          <w:sz w:val="22"/>
-        </w:rPr>
         <w:t xml:space="preserve"> → </w:t>
       </w:r>
       <w:r>
         <w:rPr>
-          <w:rFonts w:ascii="Calibri" w:hAnsi="Calibri" w:eastAsia="Calibri"/>
           <w:b/>
-          <w:i w:val="0"/>
-          <w:sz w:val="22"/>
         </w:rPr>
         <w:t>Performance</w:t>
       </w:r>
       <w:r>
-        <w:rPr>
-          <w:rFonts w:ascii="Calibri" w:hAnsi="Calibri" w:eastAsia="Calibri"/>
-          <w:b w:val="0"/>
-          <w:i w:val="0"/>
-          <w:sz w:val="22"/>
-        </w:rPr>
         <w:t xml:space="preserve"> → </w:t>
       </w:r>
       <w:r>
         <w:rPr>
-          <w:rFonts w:ascii="Calibri" w:hAnsi="Calibri" w:eastAsia="Calibri"/>
           <w:b/>
-          <w:i w:val="0"/>
-          <w:sz w:val="22"/>
         </w:rPr>
         <w:t>Priorities HomePage</w:t>
       </w:r>
       <w:r>
-        <w:rPr>
-          <w:rFonts w:ascii="Calibri" w:hAnsi="Calibri" w:eastAsia="Calibri"/>
-          <w:b w:val="0"/>
-          <w:i w:val="0"/>
-          <w:sz w:val="22"/>
-        </w:rPr>
         <w:t>.</w:t>
       </w:r>
     </w:p>
@@ -184,48 +164,24 @@
         <w:pStyle w:val="ListNumber"/>
       </w:pPr>
       <w:r>
-        <w:rPr>
-          <w:rFonts w:ascii="Calibri" w:hAnsi="Calibri" w:eastAsia="Calibri"/>
-          <w:b w:val="0"/>
-          <w:i w:val="0"/>
-          <w:sz w:val="22"/>
-        </w:rPr>
         <w:t xml:space="preserve">Você tinha várias prioridades — no FY26 o Workday pede </w:t>
       </w:r>
       <w:r>
         <w:rPr>
-          <w:rFonts w:ascii="Calibri" w:hAnsi="Calibri" w:eastAsia="Calibri"/>
           <w:b/>
-          <w:i w:val="0"/>
-          <w:sz w:val="22"/>
         </w:rPr>
         <w:t>1 por categoria</w:t>
       </w:r>
       <w:r>
-        <w:rPr>
-          <w:rFonts w:ascii="Calibri" w:hAnsi="Calibri" w:eastAsia="Calibri"/>
-          <w:b w:val="0"/>
-          <w:i w:val="0"/>
-          <w:sz w:val="22"/>
-        </w:rPr>
         <w:t xml:space="preserve"> (4 no total). </w:t>
       </w:r>
       <w:r>
         <w:rPr>
-          <w:rFonts w:ascii="Calibri" w:hAnsi="Calibri" w:eastAsia="Calibri"/>
           <w:b/>
-          <w:i w:val="0"/>
-          <w:sz w:val="22"/>
         </w:rPr>
         <w:t>Agrupe</w:t>
       </w:r>
       <w:r>
-        <w:rPr>
-          <w:rFonts w:ascii="Calibri" w:hAnsi="Calibri" w:eastAsia="Calibri"/>
-          <w:b w:val="0"/>
-          <w:i w:val="0"/>
-          <w:sz w:val="22"/>
-        </w:rPr>
         <w:t xml:space="preserve"> as antigas nestas 4.</w:t>
       </w:r>
     </w:p>
@@ -234,66 +190,33 @@
         <w:pStyle w:val="ListNumber"/>
       </w:pPr>
       <w:r>
-        <w:rPr>
-          <w:rFonts w:ascii="Calibri" w:hAnsi="Calibri" w:eastAsia="Calibri"/>
-          <w:b w:val="0"/>
-          <w:i w:val="0"/>
-          <w:sz w:val="22"/>
-        </w:rPr>
         <w:t xml:space="preserve">Depois: </w:t>
       </w:r>
       <w:r>
         <w:rPr>
-          <w:rFonts w:ascii="Calibri" w:hAnsi="Calibri" w:eastAsia="Calibri"/>
           <w:b/>
-          <w:i w:val="0"/>
-          <w:sz w:val="22"/>
         </w:rPr>
         <w:t>Iniciar a Reflexão</w:t>
       </w:r>
       <w:r>
-        <w:rPr>
-          <w:rFonts w:ascii="Calibri" w:hAnsi="Calibri" w:eastAsia="Calibri"/>
-          <w:b w:val="0"/>
-          <w:i w:val="0"/>
-          <w:sz w:val="22"/>
-        </w:rPr>
         <w:t xml:space="preserve"> / ABCD Reflections em cada uma e </w:t>
       </w:r>
       <w:r>
         <w:rPr>
-          <w:rFonts w:ascii="Calibri" w:hAnsi="Calibri" w:eastAsia="Calibri"/>
           <w:b/>
-          <w:i w:val="0"/>
-          <w:sz w:val="22"/>
         </w:rPr>
         <w:t>Enviar</w:t>
       </w:r>
       <w:r>
-        <w:rPr>
-          <w:rFonts w:ascii="Calibri" w:hAnsi="Calibri" w:eastAsia="Calibri"/>
-          <w:b w:val="0"/>
-          <w:i w:val="0"/>
-          <w:sz w:val="22"/>
-        </w:rPr>
         <w:t xml:space="preserve"> até </w:t>
       </w:r>
       <w:r>
         <w:rPr>
-          <w:rFonts w:ascii="Calibri" w:hAnsi="Calibri" w:eastAsia="Calibri"/>
           <w:b/>
-          <w:i w:val="0"/>
-          <w:sz w:val="22"/>
         </w:rPr>
         <w:t>28/08</w:t>
       </w:r>
       <w:r>
-        <w:rPr>
-          <w:rFonts w:ascii="Calibri" w:hAnsi="Calibri" w:eastAsia="Calibri"/>
-          <w:b w:val="0"/>
-          <w:i w:val="0"/>
-          <w:sz w:val="22"/>
-        </w:rPr>
         <w:t>.</w:t>
       </w:r>
     </w:p>
@@ -302,31 +225,16 @@
         <w:pStyle w:val="ListNumber"/>
       </w:pPr>
       <w:r>
-        <w:rPr>
-          <w:rFonts w:ascii="Calibri" w:hAnsi="Calibri" w:eastAsia="Calibri"/>
-          <w:b w:val="0"/>
-          <w:i w:val="0"/>
-          <w:sz w:val="22"/>
-        </w:rPr>
         <w:t xml:space="preserve">Revisores (até 2): Enterprise ID do </w:t>
       </w:r>
       <w:r>
         <w:rPr>
-          <w:rFonts w:ascii="Calibri" w:hAnsi="Calibri" w:eastAsia="Calibri"/>
           <w:b/>
-          <w:i w:val="0"/>
-          <w:sz w:val="22"/>
         </w:rPr>
-        <w:t>Rafael</w:t>
+        <w:t>Rafael Coloda</w:t>
       </w:r>
       <w:r>
-        <w:rPr>
-          <w:rFonts w:ascii="Calibri" w:hAnsi="Calibri" w:eastAsia="Calibri"/>
-          <w:b w:val="0"/>
-          <w:i w:val="0"/>
-          <w:sz w:val="22"/>
-        </w:rPr>
-        <w:t xml:space="preserve"> (gestor) + um par Android ou iOS.</w:t>
+        <w:t xml:space="preserve"> (rafael.coloda@avanade.com) + Jessica ou par Android/iOS.</w:t>
       </w:r>
     </w:p>
     <w:p>
@@ -334,30 +242,15 @@
         <w:pStyle w:val="ListNumber"/>
       </w:pPr>
       <w:r>
-        <w:rPr>
-          <w:rFonts w:ascii="Calibri" w:hAnsi="Calibri" w:eastAsia="Calibri"/>
-          <w:b w:val="0"/>
-          <w:i w:val="0"/>
-          <w:sz w:val="22"/>
-        </w:rPr>
         <w:t xml:space="preserve">Conta do cliente: </w:t>
       </w:r>
       <w:r>
         <w:rPr>
-          <w:rFonts w:ascii="Calibri" w:hAnsi="Calibri" w:eastAsia="Calibri"/>
           <w:b/>
-          <w:i w:val="0"/>
-          <w:sz w:val="22"/>
         </w:rPr>
         <w:t>BANCO BRADESCO</w:t>
       </w:r>
       <w:r>
-        <w:rPr>
-          <w:rFonts w:ascii="Calibri" w:hAnsi="Calibri" w:eastAsia="Calibri"/>
-          <w:b w:val="0"/>
-          <w:i w:val="0"/>
-          <w:sz w:val="22"/>
-        </w:rPr>
         <w:t xml:space="preserve"> (ou o nome da conta no Workday).</w:t>
       </w:r>
     </w:p>
@@ -395,9 +288,7 @@
             </w:r>
             <w:r>
               <w:rPr>
-                <w:rFonts w:ascii="Calibri" w:hAnsi="Calibri" w:eastAsia="Calibri"/>
                 <w:b/>
-                <w:i w:val="0"/>
                 <w:color w:val="FFFFFF"/>
                 <w:sz w:val="20"/>
               </w:rPr>
@@ -420,9 +311,7 @@
             </w:r>
             <w:r>
               <w:rPr>
-                <w:rFonts w:ascii="Calibri" w:hAnsi="Calibri" w:eastAsia="Calibri"/>
                 <w:b/>
-                <w:i w:val="0"/>
                 <w:color w:val="FFFFFF"/>
                 <w:sz w:val="20"/>
               </w:rPr>
@@ -444,9 +333,6 @@
             </w:r>
             <w:r>
               <w:rPr>
-                <w:rFonts w:ascii="Calibri" w:hAnsi="Calibri" w:eastAsia="Calibri"/>
-                <w:b w:val="0"/>
-                <w:i w:val="0"/>
                 <w:sz w:val="20"/>
               </w:rPr>
               <w:t>Entrega no app / aprendizado no projeto</w:t>
@@ -465,9 +351,7 @@
             </w:r>
             <w:r>
               <w:rPr>
-                <w:rFonts w:ascii="Calibri" w:hAnsi="Calibri" w:eastAsia="Calibri"/>
                 <w:b/>
-                <w:i w:val="0"/>
                 <w:sz w:val="20"/>
               </w:rPr>
               <w:t>Criação de Valor para o Cliente</w:t>
@@ -489,9 +373,6 @@
             </w:r>
             <w:r>
               <w:rPr>
-                <w:rFonts w:ascii="Calibri" w:hAnsi="Calibri" w:eastAsia="Calibri"/>
-                <w:b w:val="0"/>
-                <w:i w:val="0"/>
                 <w:sz w:val="20"/>
               </w:rPr>
               <w:t>Certificação em IA + Adoção de Copilot</w:t>
@@ -511,18 +392,13 @@
             </w:r>
             <w:r>
               <w:rPr>
-                <w:rFonts w:ascii="Calibri" w:hAnsi="Calibri" w:eastAsia="Calibri"/>
                 <w:b/>
-                <w:i w:val="0"/>
                 <w:sz w:val="20"/>
               </w:rPr>
               <w:t>Habilitação de IA</w:t>
             </w:r>
             <w:r>
               <w:rPr>
-                <w:rFonts w:ascii="Calibri" w:hAnsi="Calibri" w:eastAsia="Calibri"/>
-                <w:b w:val="0"/>
-                <w:i w:val="0"/>
                 <w:sz w:val="20"/>
               </w:rPr>
               <w:t xml:space="preserve"> (um texto só, foco em uso real)</w:t>
@@ -543,9 +419,6 @@
             </w:r>
             <w:r>
               <w:rPr>
-                <w:rFonts w:ascii="Calibri" w:hAnsi="Calibri" w:eastAsia="Calibri"/>
-                <w:b w:val="0"/>
-                <w:i w:val="0"/>
                 <w:sz w:val="20"/>
               </w:rPr>
               <w:t>Ações de aprendizado + soft skills / inclusão no time</w:t>
@@ -564,9 +437,7 @@
             </w:r>
             <w:r>
               <w:rPr>
-                <w:rFonts w:ascii="Calibri" w:hAnsi="Calibri" w:eastAsia="Calibri"/>
                 <w:b/>
-                <w:i w:val="0"/>
                 <w:sz w:val="20"/>
               </w:rPr>
               <w:t>Ótimo Lugar para Trabalhar</w:t>
@@ -588,9 +459,6 @@
             </w:r>
             <w:r>
               <w:rPr>
-                <w:rFonts w:ascii="Calibri" w:hAnsi="Calibri" w:eastAsia="Calibri"/>
-                <w:b w:val="0"/>
-                <w:i w:val="0"/>
                 <w:sz w:val="20"/>
               </w:rPr>
               <w:t>Voluntariado + desenvolvimento humano/social</w:t>
@@ -610,18 +478,13 @@
             </w:r>
             <w:r>
               <w:rPr>
-                <w:rFonts w:ascii="Calibri" w:hAnsi="Calibri" w:eastAsia="Calibri"/>
                 <w:b/>
-                <w:i w:val="0"/>
                 <w:sz w:val="20"/>
               </w:rPr>
               <w:t>Comunidade</w:t>
             </w:r>
             <w:r>
               <w:rPr>
-                <w:rFonts w:ascii="Calibri" w:hAnsi="Calibri" w:eastAsia="Calibri"/>
-                <w:b w:val="0"/>
-                <w:i w:val="0"/>
                 <w:sz w:val="20"/>
               </w:rPr>
               <w:t xml:space="preserve"> (só se tiver fato; senão seja honesta no progresso)</w:t>
@@ -642,9 +505,6 @@
             </w:r>
             <w:r>
               <w:rPr>
-                <w:rFonts w:ascii="Calibri" w:hAnsi="Calibri" w:eastAsia="Calibri"/>
-                <w:b w:val="0"/>
-                <w:i w:val="0"/>
                 <w:sz w:val="20"/>
               </w:rPr>
               <w:t>Swift</w:t>
@@ -663,27 +523,19 @@
             </w:r>
             <w:r>
               <w:rPr>
-                <w:rFonts w:ascii="Calibri" w:hAnsi="Calibri" w:eastAsia="Calibri"/>
-                <w:b w:val="0"/>
-                <w:i w:val="0"/>
                 <w:sz w:val="20"/>
               </w:rPr>
               <w:t xml:space="preserve">Mencionar como próximo passo no plano — </w:t>
             </w:r>
             <w:r>
               <w:rPr>
-                <w:rFonts w:ascii="Calibri" w:hAnsi="Calibri" w:eastAsia="Calibri"/>
                 <w:b/>
-                <w:i w:val="0"/>
                 <w:sz w:val="20"/>
               </w:rPr>
               <w:t>não</w:t>
             </w:r>
             <w:r>
               <w:rPr>
-                <w:rFonts w:ascii="Calibri" w:hAnsi="Calibri" w:eastAsia="Calibri"/>
-                <w:b w:val="0"/>
-                <w:i w:val="0"/>
                 <w:sz w:val="20"/>
               </w:rPr>
               <w:t xml:space="preserve"> prioridade separada deste fechamento</w:t>
@@ -705,9 +557,6 @@
             </w:r>
             <w:r>
               <w:rPr>
-                <w:rFonts w:ascii="Calibri" w:hAnsi="Calibri" w:eastAsia="Calibri"/>
-                <w:b w:val="0"/>
-                <w:i w:val="0"/>
                 <w:sz w:val="20"/>
               </w:rPr>
               <w:t>Inglês B2→C1+</w:t>
@@ -727,27 +576,19 @@
             </w:r>
             <w:r>
               <w:rPr>
-                <w:rFonts w:ascii="Calibri" w:hAnsi="Calibri" w:eastAsia="Calibri"/>
-                <w:b w:val="0"/>
-                <w:i w:val="0"/>
                 <w:sz w:val="20"/>
               </w:rPr>
               <w:t xml:space="preserve">Citar como </w:t>
             </w:r>
             <w:r>
               <w:rPr>
-                <w:rFonts w:ascii="Calibri" w:hAnsi="Calibri" w:eastAsia="Calibri"/>
                 <w:b/>
-                <w:i w:val="0"/>
                 <w:sz w:val="20"/>
               </w:rPr>
               <w:t>resultado</w:t>
             </w:r>
             <w:r>
               <w:rPr>
-                <w:rFonts w:ascii="Calibri" w:hAnsi="Calibri" w:eastAsia="Calibri"/>
-                <w:b w:val="0"/>
-                <w:i w:val="0"/>
                 <w:sz w:val="20"/>
               </w:rPr>
               <w:t xml:space="preserve"> em Ótimo Lugar / aprendizado — não reabrir como meta</w:t>
@@ -782,12 +623,6 @@
     </w:p>
     <w:p>
       <w:r>
-        <w:rPr>
-          <w:rFonts w:ascii="Calibri" w:hAnsi="Calibri" w:eastAsia="Calibri"/>
-          <w:b w:val="0"/>
-          <w:i w:val="0"/>
-          <w:sz w:val="22"/>
-        </w:rPr>
         <w:t>Entregar valor no app nativo Android do Bradesco com qualidade e evolução contínua</w:t>
       </w:r>
     </w:p>
@@ -801,12 +636,6 @@
     </w:p>
     <w:p>
       <w:r>
-        <w:rPr>
-          <w:rFonts w:ascii="Calibri" w:hAnsi="Calibri" w:eastAsia="Calibri"/>
-          <w:b w:val="0"/>
-          <w:i w:val="0"/>
-          <w:sz w:val="22"/>
-        </w:rPr>
         <w:t>Durante o FY26, contribuir para o sucesso do cliente BANCO BRADESCO no desenvolvimento do app nativo (Kotlin/Android), entregando funcionalidades com qualidade, aprendendo a stack junto com a evolução do produto e colaborando com o time misto Android/iOS para uma experiência consistente. Foco em entregas tangíveis, colaboração eficaz e construção de confiança com o time e o cliente.</w:t>
       </w:r>
     </w:p>
@@ -820,12 +649,6 @@
     </w:p>
     <w:p>
       <w:r>
-        <w:rPr>
-          <w:rFonts w:ascii="Calibri" w:hAnsi="Calibri" w:eastAsia="Calibri"/>
-          <w:b w:val="0"/>
-          <w:i w:val="0"/>
-          <w:sz w:val="22"/>
-        </w:rPr>
         <w:t>Criação de Valor para o Cliente</w:t>
       </w:r>
     </w:p>
@@ -842,20 +665,11 @@
         <w:pStyle w:val="ListNumber"/>
       </w:pPr>
       <w:r>
-        <w:rPr>
-          <w:rFonts w:ascii="Calibri" w:hAnsi="Calibri" w:eastAsia="Calibri"/>
-          <w:b w:val="0"/>
-          <w:i w:val="0"/>
-          <w:sz w:val="22"/>
-        </w:rPr>
         <w:t xml:space="preserve">Entregas de Alta Qualidade / Entrega ao Cliente — Alvo: </w:t>
       </w:r>
       <w:r>
         <w:rPr>
-          <w:rFonts w:ascii="Calibri" w:hAnsi="Calibri" w:eastAsia="Calibri"/>
           <w:b/>
-          <w:i w:val="0"/>
-          <w:sz w:val="22"/>
         </w:rPr>
         <w:t>Client</w:t>
       </w:r>
@@ -865,20 +679,11 @@
         <w:pStyle w:val="ListNumber"/>
       </w:pPr>
       <w:r>
-        <w:rPr>
-          <w:rFonts w:ascii="Calibri" w:hAnsi="Calibri" w:eastAsia="Calibri"/>
-          <w:b w:val="0"/>
-          <w:i w:val="0"/>
-          <w:sz w:val="22"/>
-        </w:rPr>
         <w:t xml:space="preserve">KPIs Específicos de Projeto — Alvo: </w:t>
       </w:r>
       <w:r>
         <w:rPr>
-          <w:rFonts w:ascii="Calibri" w:hAnsi="Calibri" w:eastAsia="Calibri"/>
           <w:b/>
-          <w:i w:val="0"/>
-          <w:sz w:val="22"/>
         </w:rPr>
         <w:t>Client</w:t>
       </w:r>
@@ -888,38 +693,20 @@
         <w:pStyle w:val="ListNumber"/>
       </w:pPr>
       <w:r>
-        <w:rPr>
-          <w:rFonts w:ascii="Calibri" w:hAnsi="Calibri" w:eastAsia="Calibri"/>
-          <w:b w:val="0"/>
-          <w:i w:val="0"/>
-          <w:sz w:val="22"/>
-        </w:rPr>
         <w:t xml:space="preserve">Parcerias / Relacionamentos com Clientes — Alvo: </w:t>
       </w:r>
       <w:r>
         <w:rPr>
-          <w:rFonts w:ascii="Calibri" w:hAnsi="Calibri" w:eastAsia="Calibri"/>
           <w:b/>
-          <w:i w:val="0"/>
-          <w:sz w:val="22"/>
         </w:rPr>
         <w:t>Client</w:t>
       </w:r>
       <w:r>
-        <w:rPr>
-          <w:rFonts w:ascii="Calibri" w:hAnsi="Calibri" w:eastAsia="Calibri"/>
-          <w:b w:val="0"/>
-          <w:i w:val="0"/>
-          <w:sz w:val="22"/>
-        </w:rPr>
         <w:t xml:space="preserve"> ou </w:t>
       </w:r>
       <w:r>
         <w:rPr>
-          <w:rFonts w:ascii="Calibri" w:hAnsi="Calibri" w:eastAsia="Calibri"/>
           <w:b/>
-          <w:i w:val="0"/>
-          <w:sz w:val="22"/>
         </w:rPr>
         <w:t>Time</w:t>
       </w:r>
@@ -934,12 +721,6 @@
     </w:p>
     <w:p>
       <w:r>
-        <w:rPr>
-          <w:rFonts w:ascii="Calibri" w:hAnsi="Calibri" w:eastAsia="Calibri"/>
-          <w:b w:val="0"/>
-          <w:i w:val="0"/>
-          <w:sz w:val="22"/>
-        </w:rPr>
         <w:t>BANCO BRADESCO</w:t>
       </w:r>
     </w:p>
@@ -953,35 +734,26 @@
     </w:p>
     <w:p>
       <w:r>
-        <w:rPr>
-          <w:rFonts w:ascii="Calibri" w:hAnsi="Calibri" w:eastAsia="Calibri"/>
-          <w:b w:val="0"/>
-          <w:i w:val="0"/>
-          <w:sz w:val="22"/>
-        </w:rPr>
         <w:t>O que deu certo: atuei no desenvolvimento nativo Android (Kotlin) do novo app do Bradesco, evoluindo tecnicamente junto com o produto. Contribui com entregas no ciclo de desenvolvimento, colaborei com o time e mantive alto engajamento com a qualidade do que sobe para o cliente. O crescimento diário na linguagem e no domínio do app gerou valor contínuo para o projeto.</w:t>
       </w:r>
     </w:p>
     <w:p>
       <w:r>
-        <w:rPr>
-          <w:rFonts w:ascii="Calibri" w:hAnsi="Calibri" w:eastAsia="Calibri"/>
-          <w:b w:val="0"/>
-          <w:i w:val="0"/>
-          <w:sz w:val="22"/>
-        </w:rPr>
         <w:t>O que poderia ser melhor: registrar com mais clareza as entregas principais (features/PRs/impactos) para facilitar a avaliação; alinhar periodicamente com o líder a percepção de performance; e documentar padrões que eu reutilizo no time.</w:t>
       </w:r>
     </w:p>
     <w:p>
       <w:r>
+        <w:t xml:space="preserve">Próximos passos: listar 2–3 entregas-chave do período com evidência; alinhar feedback com </w:t>
+      </w:r>
+      <w:r>
         <w:rPr>
-          <w:rFonts w:ascii="Calibri" w:hAnsi="Calibri" w:eastAsia="Calibri"/>
-          <w:b w:val="0"/>
-          <w:i w:val="0"/>
-          <w:sz w:val="22"/>
+          <w:b/>
         </w:rPr>
-        <w:t>Próximos passos: listar 2–3 entregas-chave do período com evidência; alinhar feedback com o gestor Rafael; manter ritmo de entrega com qualidade.</w:t>
+        <w:t>Rafael Coloda</w:t>
+      </w:r>
+      <w:r>
+        <w:t>; manter ritmo de entrega com qualidade.</w:t>
       </w:r>
     </w:p>
     <w:p>
@@ -995,20 +767,11 @@
     <w:p>
       <w:r>
         <w:rPr>
-          <w:rFonts w:ascii="Calibri" w:hAnsi="Calibri" w:eastAsia="Calibri"/>
           <w:b/>
-          <w:i w:val="0"/>
-          <w:sz w:val="22"/>
         </w:rPr>
         <w:t>7–8</w:t>
       </w:r>
       <w:r>
-        <w:rPr>
-          <w:rFonts w:ascii="Calibri" w:hAnsi="Calibri" w:eastAsia="Calibri"/>
-          <w:b w:val="0"/>
-          <w:i w:val="0"/>
-          <w:sz w:val="22"/>
-        </w:rPr>
         <w:t xml:space="preserve"> (ajustar conforme suas entregas reais)</w:t>
       </w:r>
     </w:p>
@@ -1025,12 +788,6 @@
         <w:pStyle w:val="ListBullet"/>
       </w:pPr>
       <w:r>
-        <w:rPr>
-          <w:rFonts w:ascii="Calibri" w:hAnsi="Calibri" w:eastAsia="Calibri"/>
-          <w:b w:val="0"/>
-          <w:i w:val="0"/>
-          <w:sz w:val="22"/>
-        </w:rPr>
         <w:t>“Entregas no app Android (listar 2–3 exemplos concretos)”</w:t>
       </w:r>
     </w:p>
@@ -1039,12 +796,6 @@
         <w:pStyle w:val="ListBullet"/>
       </w:pPr>
       <w:r>
-        <w:rPr>
-          <w:rFonts w:ascii="Calibri" w:hAnsi="Calibri" w:eastAsia="Calibri"/>
-          <w:b w:val="0"/>
-          <w:i w:val="0"/>
-          <w:sz w:val="22"/>
-        </w:rPr>
         <w:t>“Colaboração contínua com time Android/iOS no cliente Bradesco”</w:t>
       </w:r>
     </w:p>
@@ -1053,12 +804,6 @@
         <w:pStyle w:val="ListBullet"/>
       </w:pPr>
       <w:r>
-        <w:rPr>
-          <w:rFonts w:ascii="Calibri" w:hAnsi="Calibri" w:eastAsia="Calibri"/>
-          <w:b w:val="0"/>
-          <w:i w:val="0"/>
-          <w:sz w:val="22"/>
-        </w:rPr>
         <w:t>“Evolução técnica em Kotlin aplicada diretamente ao produto”</w:t>
       </w:r>
     </w:p>
@@ -1087,12 +832,6 @@
     </w:p>
     <w:p>
       <w:r>
-        <w:rPr>
-          <w:rFonts w:ascii="Calibri" w:hAnsi="Calibri" w:eastAsia="Calibri"/>
-          <w:b w:val="0"/>
-          <w:i w:val="0"/>
-          <w:sz w:val="22"/>
-        </w:rPr>
         <w:t>Aplicar Copilot e práticas de IA para acelerar desenvolvimento e qualidade no time</w:t>
       </w:r>
     </w:p>
@@ -1106,12 +845,6 @@
     </w:p>
     <w:p>
       <w:r>
-        <w:rPr>
-          <w:rFonts w:ascii="Calibri" w:hAnsi="Calibri" w:eastAsia="Calibri"/>
-          <w:b w:val="0"/>
-          <w:i w:val="0"/>
-          <w:sz w:val="22"/>
-        </w:rPr>
         <w:t>Aumentar a incorporação de IA/Copilot nas rotinas de desenvolvimento e revisão de código no projeto do Bradesco, desenvolvendo prompts reutilizáveis (incluindo alinhamento Android/iOS), experimentando agentes (ex.: acessibilidade) e otimizando uso de tokens — alinhado à estratégia da empresa de ser habilitada por IA. A capacitação formal (certificação) permanece no radar, com prioridade neste ciclo para o uso aplicado que gera valor ao cliente e ao time.</w:t>
       </w:r>
     </w:p>
@@ -1125,12 +858,6 @@
     </w:p>
     <w:p>
       <w:r>
-        <w:rPr>
-          <w:rFonts w:ascii="Calibri" w:hAnsi="Calibri" w:eastAsia="Calibri"/>
-          <w:b w:val="0"/>
-          <w:i w:val="0"/>
-          <w:sz w:val="22"/>
-        </w:rPr>
         <w:t>Habilitação de IA</w:t>
       </w:r>
     </w:p>
@@ -1147,20 +874,11 @@
         <w:pStyle w:val="ListNumber"/>
       </w:pPr>
       <w:r>
-        <w:rPr>
-          <w:rFonts w:ascii="Calibri" w:hAnsi="Calibri" w:eastAsia="Calibri"/>
-          <w:b w:val="0"/>
-          <w:i w:val="0"/>
-          <w:sz w:val="22"/>
-        </w:rPr>
         <w:t xml:space="preserve">Uso de Ferramentas de IA — Alvo: </w:t>
       </w:r>
       <w:r>
         <w:rPr>
-          <w:rFonts w:ascii="Calibri" w:hAnsi="Calibri" w:eastAsia="Calibri"/>
           <w:b/>
-          <w:i w:val="0"/>
-          <w:sz w:val="22"/>
         </w:rPr>
         <w:t>Time</w:t>
       </w:r>
@@ -1170,20 +888,11 @@
         <w:pStyle w:val="ListNumber"/>
       </w:pPr>
       <w:r>
-        <w:rPr>
-          <w:rFonts w:ascii="Calibri" w:hAnsi="Calibri" w:eastAsia="Calibri"/>
-          <w:b w:val="0"/>
-          <w:i w:val="0"/>
-          <w:sz w:val="22"/>
-        </w:rPr>
         <w:t xml:space="preserve">Proficiência / Habilidades em IA — Alvo: </w:t>
       </w:r>
       <w:r>
         <w:rPr>
-          <w:rFonts w:ascii="Calibri" w:hAnsi="Calibri" w:eastAsia="Calibri"/>
           <w:b/>
-          <w:i w:val="0"/>
-          <w:sz w:val="22"/>
         </w:rPr>
         <w:t>Me</w:t>
       </w:r>
@@ -1193,20 +902,11 @@
         <w:pStyle w:val="ListNumber"/>
       </w:pPr>
       <w:r>
-        <w:rPr>
-          <w:rFonts w:ascii="Calibri" w:hAnsi="Calibri" w:eastAsia="Calibri"/>
-          <w:b w:val="0"/>
-          <w:i w:val="0"/>
-          <w:sz w:val="22"/>
-        </w:rPr>
         <w:t xml:space="preserve">Habilidades / Especializações / Aprendizagem — Alvo: </w:t>
       </w:r>
       <w:r>
         <w:rPr>
-          <w:rFonts w:ascii="Calibri" w:hAnsi="Calibri" w:eastAsia="Calibri"/>
           <w:b/>
-          <w:i w:val="0"/>
-          <w:sz w:val="22"/>
         </w:rPr>
         <w:t>Me</w:t>
       </w:r>
@@ -1221,34 +921,16 @@
     </w:p>
     <w:p>
       <w:r>
-        <w:rPr>
-          <w:rFonts w:ascii="Calibri" w:hAnsi="Calibri" w:eastAsia="Calibri"/>
-          <w:b w:val="0"/>
-          <w:i w:val="0"/>
-          <w:sz w:val="22"/>
-        </w:rPr>
         <w:t>O que deu certo: incorporei Copilot e práticas de IA no dia a dia do projeto — incluindo construção/teste de prompts, iniciativa de agente para acessibilidade e atenção a custo de token. Trabalhei para que o conhecimento fosse útil tanto para Android quanto para a metade iOS do time. Isso acelerou exploração de soluções e apoiou a qualidade das entregas.</w:t>
       </w:r>
     </w:p>
     <w:p>
       <w:r>
-        <w:rPr>
-          <w:rFonts w:ascii="Calibri" w:hAnsi="Calibri" w:eastAsia="Calibri"/>
-          <w:b w:val="0"/>
-          <w:i w:val="0"/>
-          <w:sz w:val="22"/>
-        </w:rPr>
         <w:t>O que poderia ser melhor: transformar os experimentos em um case escrito (problema → prompt/agente → efeito); padronizar prompts com o time; e, quando a carga da faculdade permitir, avançar na certificação foundations de IA.</w:t>
       </w:r>
     </w:p>
     <w:p>
       <w:r>
-        <w:rPr>
-          <w:rFonts w:ascii="Calibri" w:hAnsi="Calibri" w:eastAsia="Calibri"/>
-          <w:b w:val="0"/>
-          <w:i w:val="0"/>
-          <w:sz w:val="22"/>
-        </w:rPr>
         <w:t>Próximos passos: registrar 1 case de Copilot com evidência; marcar skill Copilot como primário no mini CV; manter uso aplicado no projeto.</w:t>
       </w:r>
     </w:p>
@@ -1263,20 +945,11 @@
     <w:p>
       <w:r>
         <w:rPr>
-          <w:rFonts w:ascii="Calibri" w:hAnsi="Calibri" w:eastAsia="Calibri"/>
           <w:b/>
-          <w:i w:val="0"/>
-          <w:sz w:val="22"/>
         </w:rPr>
         <w:t>8–9</w:t>
       </w:r>
       <w:r>
-        <w:rPr>
-          <w:rFonts w:ascii="Calibri" w:hAnsi="Calibri" w:eastAsia="Calibri"/>
-          <w:b w:val="0"/>
-          <w:i w:val="0"/>
-          <w:sz w:val="22"/>
-        </w:rPr>
         <w:t xml:space="preserve"> (este é o seu diferencial — defenda com exemplo concreto)</w:t>
       </w:r>
     </w:p>
@@ -1293,12 +966,6 @@
         <w:pStyle w:val="ListBullet"/>
       </w:pPr>
       <w:r>
-        <w:rPr>
-          <w:rFonts w:ascii="Calibri" w:hAnsi="Calibri" w:eastAsia="Calibri"/>
-          <w:b w:val="0"/>
-          <w:i w:val="0"/>
-          <w:sz w:val="22"/>
-        </w:rPr>
         <w:t>“Uso frequente de Copilot em desenvolvimento/review”</w:t>
       </w:r>
     </w:p>
@@ -1307,12 +974,6 @@
         <w:pStyle w:val="ListBullet"/>
       </w:pPr>
       <w:r>
-        <w:rPr>
-          <w:rFonts w:ascii="Calibri" w:hAnsi="Calibri" w:eastAsia="Calibri"/>
-          <w:b w:val="0"/>
-          <w:i w:val="0"/>
-          <w:sz w:val="22"/>
-        </w:rPr>
         <w:t>“Prompts e experimentos de agente (acessibilidade) compartilhados/testados no time”</w:t>
       </w:r>
     </w:p>
@@ -1321,12 +982,6 @@
         <w:pStyle w:val="ListBullet"/>
       </w:pPr>
       <w:r>
-        <w:rPr>
-          <w:rFonts w:ascii="Calibri" w:hAnsi="Calibri" w:eastAsia="Calibri"/>
-          <w:b w:val="0"/>
-          <w:i w:val="0"/>
-          <w:sz w:val="22"/>
-        </w:rPr>
         <w:t>“Aprendizado contínuo de IA aplicado ao cliente (certificação formal planejada para próximo ciclo)”</w:t>
       </w:r>
     </w:p>
@@ -1355,12 +1010,6 @@
     </w:p>
     <w:p>
       <w:r>
-        <w:rPr>
-          <w:rFonts w:ascii="Calibri" w:hAnsi="Calibri" w:eastAsia="Calibri"/>
-          <w:b w:val="0"/>
-          <w:i w:val="0"/>
-          <w:sz w:val="22"/>
-        </w:rPr>
         <w:t>Fortalecer colaboração, aprendizado contínuo e comunicação profissional no time</w:t>
       </w:r>
     </w:p>
@@ -1374,12 +1023,6 @@
     </w:p>
     <w:p>
       <w:r>
-        <w:rPr>
-          <w:rFonts w:ascii="Calibri" w:hAnsi="Calibri" w:eastAsia="Calibri"/>
-          <w:b w:val="0"/>
-          <w:i w:val="0"/>
-          <w:sz w:val="22"/>
-        </w:rPr>
         <w:t>Contribuir para um ambiente de alto desempenho e colaboração no time do Bradesco e na Avanade, compartilhando conhecimento (incluindo práticas de IA), mantendo comunicação efetiva com pares Android/iOS e liderança, e evoluindo competências profissionais — incluindo proficiência em inglês (evolução B2 para C1+ no goFluent) — para colaboração em contextos técnicos e internacionais.</w:t>
       </w:r>
     </w:p>
@@ -1393,12 +1036,6 @@
     </w:p>
     <w:p>
       <w:r>
-        <w:rPr>
-          <w:rFonts w:ascii="Calibri" w:hAnsi="Calibri" w:eastAsia="Calibri"/>
-          <w:b w:val="0"/>
-          <w:i w:val="0"/>
-          <w:sz w:val="22"/>
-        </w:rPr>
         <w:t>Ótimo Lugar para Trabalhar para Reinventores</w:t>
       </w:r>
     </w:p>
@@ -1415,20 +1052,11 @@
         <w:pStyle w:val="ListNumber"/>
       </w:pPr>
       <w:r>
-        <w:rPr>
-          <w:rFonts w:ascii="Calibri" w:hAnsi="Calibri" w:eastAsia="Calibri"/>
-          <w:b w:val="0"/>
-          <w:i w:val="0"/>
-          <w:sz w:val="22"/>
-        </w:rPr>
         <w:t xml:space="preserve">Habilidades / Especializações / Aprendizagem — Alvo: </w:t>
       </w:r>
       <w:r>
         <w:rPr>
-          <w:rFonts w:ascii="Calibri" w:hAnsi="Calibri" w:eastAsia="Calibri"/>
           <w:b/>
-          <w:i w:val="0"/>
-          <w:sz w:val="22"/>
         </w:rPr>
         <w:t>Me</w:t>
       </w:r>
@@ -1438,20 +1066,11 @@
         <w:pStyle w:val="ListNumber"/>
       </w:pPr>
       <w:r>
-        <w:rPr>
-          <w:rFonts w:ascii="Calibri" w:hAnsi="Calibri" w:eastAsia="Calibri"/>
-          <w:b w:val="0"/>
-          <w:i w:val="0"/>
-          <w:sz w:val="22"/>
-        </w:rPr>
         <w:t xml:space="preserve">Métrica de colaboração/engajamento de time (se houver) — Alvo: </w:t>
       </w:r>
       <w:r>
         <w:rPr>
-          <w:rFonts w:ascii="Calibri" w:hAnsi="Calibri" w:eastAsia="Calibri"/>
           <w:b/>
-          <w:i w:val="0"/>
-          <w:sz w:val="22"/>
         </w:rPr>
         <w:t>Time</w:t>
       </w:r>
@@ -1461,20 +1080,11 @@
         <w:pStyle w:val="ListNumber"/>
       </w:pPr>
       <w:r>
-        <w:rPr>
-          <w:rFonts w:ascii="Calibri" w:hAnsi="Calibri" w:eastAsia="Calibri"/>
-          <w:b w:val="0"/>
-          <w:i w:val="0"/>
-          <w:sz w:val="22"/>
-        </w:rPr>
         <w:t xml:space="preserve">Proficiência / habilidades — Alvo: </w:t>
       </w:r>
       <w:r>
         <w:rPr>
-          <w:rFonts w:ascii="Calibri" w:hAnsi="Calibri" w:eastAsia="Calibri"/>
           <w:b/>
-          <w:i w:val="0"/>
-          <w:sz w:val="22"/>
         </w:rPr>
         <w:t>Me</w:t>
       </w:r>
@@ -1489,34 +1099,16 @@
     </w:p>
     <w:p>
       <w:r>
-        <w:rPr>
-          <w:rFonts w:ascii="Calibri" w:hAnsi="Calibri" w:eastAsia="Calibri"/>
-          <w:b w:val="0"/>
-          <w:i w:val="0"/>
-          <w:sz w:val="22"/>
-        </w:rPr>
         <w:t>O que deu certo: mantive forte colaboração com o time do projeto e compartilhei práticas de prompts/IA para apoiar Android e iOS. Evoluí o inglês de B2 para C1+ no goFluent, o que fortalece leitura de documentação e comunicação profissional. Mantive abertura com o People Lead e interesse claro em crescimento (arquitetura mobile) com responsabilidade sobre a carga da faculdade.</w:t>
       </w:r>
     </w:p>
     <w:p>
       <w:r>
-        <w:rPr>
-          <w:rFonts w:ascii="Calibri" w:hAnsi="Calibri" w:eastAsia="Calibri"/>
-          <w:b w:val="0"/>
-          <w:i w:val="0"/>
-          <w:sz w:val="22"/>
-        </w:rPr>
         <w:t>O que poderia ser melhor: reduzir dispersão de objetivos (muitas frentes) e focar evidências; participar/compartilhar aprendizados na comunidade da prática quando a agenda permitir.</w:t>
       </w:r>
     </w:p>
     <w:p>
       <w:r>
-        <w:rPr>
-          <w:rFonts w:ascii="Calibri" w:hAnsi="Calibri" w:eastAsia="Calibri"/>
-          <w:b w:val="0"/>
-          <w:i w:val="0"/>
-          <w:sz w:val="22"/>
-        </w:rPr>
         <w:t>Próximos passos: manter 1:1s com planejamento trimestre/semestre/ano; usar o inglês C1+ em documentação e certificações futuras; continuar colaboração no time.</w:t>
       </w:r>
     </w:p>
@@ -1531,10 +1123,7 @@
     <w:p>
       <w:r>
         <w:rPr>
-          <w:rFonts w:ascii="Calibri" w:hAnsi="Calibri" w:eastAsia="Calibri"/>
           <w:b/>
-          <w:i w:val="0"/>
-          <w:sz w:val="22"/>
         </w:rPr>
         <w:t>7–8</w:t>
       </w:r>
@@ -1552,12 +1141,6 @@
         <w:pStyle w:val="ListBullet"/>
       </w:pPr>
       <w:r>
-        <w:rPr>
-          <w:rFonts w:ascii="Calibri" w:hAnsi="Calibri" w:eastAsia="Calibri"/>
-          <w:b w:val="0"/>
-          <w:i w:val="0"/>
-          <w:sz w:val="22"/>
-        </w:rPr>
         <w:t>“Inglês B2 → C1+ (goFluent)”</w:t>
       </w:r>
     </w:p>
@@ -1566,12 +1149,6 @@
         <w:pStyle w:val="ListBullet"/>
       </w:pPr>
       <w:r>
-        <w:rPr>
-          <w:rFonts w:ascii="Calibri" w:hAnsi="Calibri" w:eastAsia="Calibri"/>
-          <w:b w:val="0"/>
-          <w:i w:val="0"/>
-          <w:sz w:val="22"/>
-        </w:rPr>
         <w:t>“Colaboração contínua Android/iOS e compartilhamento de práticas de IA”</w:t>
       </w:r>
     </w:p>
@@ -1580,12 +1157,6 @@
         <w:pStyle w:val="ListBullet"/>
       </w:pPr>
       <w:r>
-        <w:rPr>
-          <w:rFonts w:ascii="Calibri" w:hAnsi="Calibri" w:eastAsia="Calibri"/>
-          <w:b w:val="0"/>
-          <w:i w:val="0"/>
-          <w:sz w:val="22"/>
-        </w:rPr>
         <w:t>“Engajamento em desenvolvimento contínuo alinhado ao People Lead”</w:t>
       </w:r>
     </w:p>
@@ -1614,12 +1185,6 @@
     </w:p>
     <w:p>
       <w:r>
-        <w:rPr>
-          <w:rFonts w:ascii="Calibri" w:hAnsi="Calibri" w:eastAsia="Calibri"/>
-          <w:b w:val="0"/>
-          <w:i w:val="0"/>
-          <w:sz w:val="22"/>
-        </w:rPr>
         <w:t>Contribuir com impacto social e cultura de inclusão por meio de iniciativas de comunidade</w:t>
       </w:r>
     </w:p>
@@ -1633,12 +1198,6 @@
     </w:p>
     <w:p>
       <w:r>
-        <w:rPr>
-          <w:rFonts w:ascii="Calibri" w:hAnsi="Calibri" w:eastAsia="Calibri"/>
-          <w:b w:val="0"/>
-          <w:i w:val="0"/>
-          <w:sz w:val="22"/>
-        </w:rPr>
         <w:t>Comprometer-me com ações de voluntariado e/ou cidadania que fortaleçam inclusão, colaboração e impacto positivo nas comunidades em que atuamos — registrando e compartilhando aprendizados sempre que houver participação efetiva no ciclo.</w:t>
       </w:r>
     </w:p>
@@ -1652,12 +1211,6 @@
     </w:p>
     <w:p>
       <w:r>
-        <w:rPr>
-          <w:rFonts w:ascii="Calibri" w:hAnsi="Calibri" w:eastAsia="Calibri"/>
-          <w:b w:val="0"/>
-          <w:i w:val="0"/>
-          <w:sz w:val="22"/>
-        </w:rPr>
         <w:t>Comunidade</w:t>
       </w:r>
     </w:p>
@@ -1674,20 +1227,11 @@
         <w:pStyle w:val="ListNumber"/>
       </w:pPr>
       <w:r>
-        <w:rPr>
-          <w:rFonts w:ascii="Calibri" w:hAnsi="Calibri" w:eastAsia="Calibri"/>
-          <w:b w:val="0"/>
-          <w:i w:val="0"/>
-          <w:sz w:val="22"/>
-        </w:rPr>
         <w:t xml:space="preserve">Voluntariado Comunitário — Alvo: </w:t>
       </w:r>
       <w:r>
         <w:rPr>
-          <w:rFonts w:ascii="Calibri" w:hAnsi="Calibri" w:eastAsia="Calibri"/>
           <w:b/>
-          <w:i w:val="0"/>
-          <w:sz w:val="22"/>
         </w:rPr>
         <w:t>Me</w:t>
       </w:r>
@@ -1697,20 +1241,11 @@
         <w:pStyle w:val="ListNumber"/>
       </w:pPr>
       <w:r>
-        <w:rPr>
-          <w:rFonts w:ascii="Calibri" w:hAnsi="Calibri" w:eastAsia="Calibri"/>
-          <w:b w:val="0"/>
-          <w:i w:val="0"/>
-          <w:sz w:val="22"/>
-        </w:rPr>
         <w:t xml:space="preserve">Cidadania Social e Ambiental — Alvo: </w:t>
       </w:r>
       <w:r>
         <w:rPr>
-          <w:rFonts w:ascii="Calibri" w:hAnsi="Calibri" w:eastAsia="Calibri"/>
           <w:b/>
-          <w:i w:val="0"/>
-          <w:sz w:val="22"/>
         </w:rPr>
         <w:t>Me</w:t>
       </w:r>
@@ -1726,88 +1261,46 @@
     <w:p>
       <w:r>
         <w:rPr>
-          <w:rFonts w:ascii="Calibri" w:hAnsi="Calibri" w:eastAsia="Calibri"/>
           <w:b/>
-          <w:i w:val="0"/>
-          <w:sz w:val="22"/>
         </w:rPr>
         <w:t>Se teve ação concreta:</w:t>
       </w:r>
     </w:p>
     <w:p>
       <w:r>
-        <w:rPr>
-          <w:rFonts w:ascii="Calibri" w:hAnsi="Calibri" w:eastAsia="Calibri"/>
-          <w:b w:val="0"/>
-          <w:i w:val="0"/>
-          <w:sz w:val="22"/>
-        </w:rPr>
         <w:t>O que deu certo: participei de [nome da iniciativa], com [X horas / Y atividades], gerando [impacto].</w:t>
       </w:r>
     </w:p>
     <w:p>
       <w:r>
-        <w:rPr>
-          <w:rFonts w:ascii="Calibri" w:hAnsi="Calibri" w:eastAsia="Calibri"/>
-          <w:b w:val="0"/>
-          <w:i w:val="0"/>
-          <w:sz w:val="22"/>
-        </w:rPr>
         <w:t>O que melhorar: registrar e compartilhar aprendizados com o time/People Lead.</w:t>
       </w:r>
     </w:p>
     <w:p>
       <w:r>
-        <w:rPr>
-          <w:rFonts w:ascii="Calibri" w:hAnsi="Calibri" w:eastAsia="Calibri"/>
-          <w:b w:val="0"/>
-          <w:i w:val="0"/>
-          <w:sz w:val="22"/>
-        </w:rPr>
         <w:t>Próximos passos: manter participação com carga compatível com faculdade e projeto.</w:t>
       </w:r>
     </w:p>
     <w:p>
       <w:r>
         <w:rPr>
-          <w:rFonts w:ascii="Calibri" w:hAnsi="Calibri" w:eastAsia="Calibri"/>
           <w:b/>
-          <w:i w:val="0"/>
-          <w:sz w:val="22"/>
         </w:rPr>
         <w:t>Se NÃO avançou (versão honesta — preferível a inventar):</w:t>
       </w:r>
     </w:p>
     <w:p>
       <w:r>
-        <w:rPr>
-          <w:rFonts w:ascii="Calibri" w:hAnsi="Calibri" w:eastAsia="Calibri"/>
-          <w:b w:val="0"/>
-          <w:i w:val="0"/>
-          <w:sz w:val="22"/>
-        </w:rPr>
         <w:t>O que deu certo: mantive a intenção alinhada à cultura de inclusão e responsabilidade social.</w:t>
       </w:r>
     </w:p>
     <w:p>
       <w:r>
-        <w:rPr>
-          <w:rFonts w:ascii="Calibri" w:hAnsi="Calibri" w:eastAsia="Calibri"/>
-          <w:b w:val="0"/>
-          <w:i w:val="0"/>
-          <w:sz w:val="22"/>
-        </w:rPr>
         <w:t>O que poderia ser melhor: neste ciclo, a carga de faculdade presencial + entrega no cliente Bradesco limitou a participação efetiva em voluntariado formal.</w:t>
       </w:r>
     </w:p>
     <w:p>
       <w:r>
-        <w:rPr>
-          <w:rFonts w:ascii="Calibri" w:hAnsi="Calibri" w:eastAsia="Calibri"/>
-          <w:b w:val="0"/>
-          <w:i w:val="0"/>
-          <w:sz w:val="22"/>
-        </w:rPr>
         <w:t>Próximos passos: retomar uma iniciativa objetiva no próximo ciclo e, se possível, compartilhar o case de Copilot na comunidade da prática como contribuição de conhecimento.</w:t>
       </w:r>
     </w:p>
@@ -1822,38 +1315,20 @@
     <w:p>
       <w:r>
         <w:rPr>
-          <w:rFonts w:ascii="Calibri" w:hAnsi="Calibri" w:eastAsia="Calibri"/>
           <w:b/>
-          <w:i w:val="0"/>
-          <w:sz w:val="22"/>
         </w:rPr>
         <w:t>4–6</w:t>
       </w:r>
       <w:r>
-        <w:rPr>
-          <w:rFonts w:ascii="Calibri" w:hAnsi="Calibri" w:eastAsia="Calibri"/>
-          <w:b w:val="0"/>
-          <w:i w:val="0"/>
-          <w:sz w:val="22"/>
-        </w:rPr>
         <w:t xml:space="preserve"> se pouco avanço · </w:t>
       </w:r>
       <w:r>
         <w:rPr>
-          <w:rFonts w:ascii="Calibri" w:hAnsi="Calibri" w:eastAsia="Calibri"/>
           <w:b/>
-          <w:i w:val="0"/>
-          <w:sz w:val="22"/>
         </w:rPr>
         <w:t>7–8</w:t>
       </w:r>
       <w:r>
-        <w:rPr>
-          <w:rFonts w:ascii="Calibri" w:hAnsi="Calibri" w:eastAsia="Calibri"/>
-          <w:b w:val="0"/>
-          <w:i w:val="0"/>
-          <w:sz w:val="22"/>
-        </w:rPr>
         <w:t xml:space="preserve"> se tiver horas/evidência</w:t>
       </w:r>
     </w:p>
@@ -1869,7 +1344,7 @@
         <w:pStyle w:val="Heading2"/>
       </w:pPr>
       <w:r>
-        <w:t>Checklist final (enviar até 28/08)</w:t>
+        <w:t>Checklist PL (acompanhar — doc interno, não enviado à Ana)</w:t>
       </w:r>
     </w:p>
     <w:p>
@@ -1877,13 +1352,13 @@
         <w:pStyle w:val="ListBullet"/>
       </w:pPr>
       <w:r>
+        <w:t xml:space="preserve">☐ Ana submeteu autorreflexão ABCD — </w:t>
+      </w:r>
+      <w:r>
         <w:rPr>
-          <w:rFonts w:ascii="Calibri" w:hAnsi="Calibri" w:eastAsia="Calibri"/>
-          <w:b w:val="0"/>
-          <w:i w:val="0"/>
-          <w:sz w:val="22"/>
+          <w:b/>
         </w:rPr>
-        <w:t>☐ 4 prioridades (não 7) com categoria FY26</w:t>
+        <w:t>NÃO (28/08)</w:t>
       </w:r>
     </w:p>
     <w:p>
@@ -1891,13 +1366,16 @@
         <w:pStyle w:val="ListBullet"/>
       </w:pPr>
       <w:r>
+        <w:t xml:space="preserve">☐ Orientação Workday foi </w:t>
+      </w:r>
+      <w:r>
         <w:rPr>
-          <w:rFonts w:ascii="Calibri" w:hAnsi="Calibri" w:eastAsia="Calibri"/>
-          <w:b w:val="0"/>
-          <w:i w:val="0"/>
-          <w:sz w:val="22"/>
+          <w:b/>
         </w:rPr>
-        <w:t>☐ Bradesco preenchido nas de Cliente</w:t>
+        <w:t>verbal</w:t>
+      </w:r>
+      <w:r>
+        <w:t xml:space="preserve"> na call #2 (sem guia repassado)</w:t>
       </w:r>
     </w:p>
     <w:p>
@@ -1905,13 +1383,7 @@
         <w:pStyle w:val="ListBullet"/>
       </w:pPr>
       <w:r>
-        <w:rPr>
-          <w:rFonts w:ascii="Calibri" w:hAnsi="Calibri" w:eastAsia="Calibri"/>
-          <w:b w:val="0"/>
-          <w:i w:val="0"/>
-          <w:sz w:val="22"/>
-        </w:rPr>
-        <w:t>☐ Revisores com Enterprise ID</w:t>
+        <w:t>☐ Quando submeter: cruzar com histórico + rascunho PL (11/09)</w:t>
       </w:r>
     </w:p>
     <w:p>
@@ -1919,55 +1391,7 @@
         <w:pStyle w:val="ListBullet"/>
       </w:pPr>
       <w:r>
-        <w:rPr>
-          <w:rFonts w:ascii="Calibri" w:hAnsi="Calibri" w:eastAsia="Calibri"/>
-          <w:b w:val="0"/>
-          <w:i w:val="0"/>
-          <w:sz w:val="22"/>
-        </w:rPr>
-        <w:t>☐ Reflexão ABCD enviada nas 4</w:t>
-      </w:r>
-    </w:p>
-    <w:p>
-      <w:pPr>
-        <w:pStyle w:val="ListBullet"/>
-      </w:pPr>
-      <w:r>
-        <w:rPr>
-          <w:rFonts w:ascii="Calibri" w:hAnsi="Calibri" w:eastAsia="Calibri"/>
-          <w:b w:val="0"/>
-          <w:i w:val="0"/>
-          <w:sz w:val="22"/>
-        </w:rPr>
-        <w:t>☐ Copilot com exemplo concreto na reflexão de IA</w:t>
-      </w:r>
-    </w:p>
-    <w:p>
-      <w:pPr>
-        <w:pStyle w:val="ListBullet"/>
-      </w:pPr>
-      <w:r>
-        <w:rPr>
-          <w:rFonts w:ascii="Calibri" w:hAnsi="Calibri" w:eastAsia="Calibri"/>
-          <w:b w:val="0"/>
-          <w:i w:val="0"/>
-          <w:sz w:val="22"/>
-        </w:rPr>
-        <w:t>☐ Inglês C1+ citado como resultado (não como meta aberta)</w:t>
-      </w:r>
-    </w:p>
-    <w:p>
-      <w:pPr>
-        <w:pStyle w:val="ListBullet"/>
-      </w:pPr>
-      <w:r>
-        <w:rPr>
-          <w:rFonts w:ascii="Calibri" w:hAnsi="Calibri" w:eastAsia="Calibri"/>
-          <w:b w:val="0"/>
-          <w:i w:val="0"/>
-          <w:sz w:val="22"/>
-        </w:rPr>
-        <w:t>☐ Avisar Jônatas: “Workday + ABCD enviados”</w:t>
+        <w:t>☐ Feedback Rafael Coloda / Jessica</w:t>
       </w:r>
     </w:p>
     <w:p>
@@ -1983,12 +1407,6 @@
         <w:pStyle w:val="ListBullet"/>
       </w:pPr>
       <w:r>
-        <w:rPr>
-          <w:rFonts w:ascii="Calibri" w:hAnsi="Calibri" w:eastAsia="Calibri"/>
-          <w:b w:val="0"/>
-          <w:i w:val="0"/>
-          <w:sz w:val="22"/>
-        </w:rPr>
         <w:t>Manter 7 prioridades soltas no FY26.</w:t>
       </w:r>
     </w:p>
@@ -1997,12 +1415,6 @@
         <w:pStyle w:val="ListBullet"/>
       </w:pPr>
       <w:r>
-        <w:rPr>
-          <w:rFonts w:ascii="Calibri" w:hAnsi="Calibri" w:eastAsia="Calibri"/>
-          <w:b w:val="0"/>
-          <w:i w:val="0"/>
-          <w:sz w:val="22"/>
-        </w:rPr>
         <w:t>Deixar Swift como prioridade principal deste fechamento.</w:t>
       </w:r>
     </w:p>
@@ -2011,30 +1423,15 @@
         <w:pStyle w:val="ListBullet"/>
       </w:pPr>
       <w:r>
-        <w:rPr>
-          <w:rFonts w:ascii="Calibri" w:hAnsi="Calibri" w:eastAsia="Calibri"/>
-          <w:b w:val="0"/>
-          <w:i w:val="0"/>
-          <w:sz w:val="22"/>
-        </w:rPr>
         <w:t xml:space="preserve">Escrever certificação de IA como se o badge já existisse — foque no </w:t>
       </w:r>
       <w:r>
         <w:rPr>
-          <w:rFonts w:ascii="Calibri" w:hAnsi="Calibri" w:eastAsia="Calibri"/>
           <w:b/>
-          <w:i w:val="0"/>
-          <w:sz w:val="22"/>
         </w:rPr>
         <w:t>uso aplicado</w:t>
       </w:r>
       <w:r>
-        <w:rPr>
-          <w:rFonts w:ascii="Calibri" w:hAnsi="Calibri" w:eastAsia="Calibri"/>
-          <w:b w:val="0"/>
-          <w:i w:val="0"/>
-          <w:sz w:val="22"/>
-        </w:rPr>
         <w:t>.</w:t>
       </w:r>
     </w:p>
@@ -2043,35 +1440,19 @@
         <w:pStyle w:val="ListBullet"/>
       </w:pPr>
       <w:r>
-        <w:rPr>
-          <w:rFonts w:ascii="Calibri" w:hAnsi="Calibri" w:eastAsia="Calibri"/>
-          <w:b w:val="0"/>
-          <w:i w:val="0"/>
-          <w:sz w:val="22"/>
-        </w:rPr>
         <w:t xml:space="preserve">Esquecer de </w:t>
       </w:r>
       <w:r>
         <w:rPr>
-          <w:rFonts w:ascii="Calibri" w:hAnsi="Calibri" w:eastAsia="Calibri"/>
           <w:b/>
-          <w:i w:val="0"/>
-          <w:sz w:val="22"/>
         </w:rPr>
         <w:t>Enviar</w:t>
       </w:r>
       <w:r>
-        <w:rPr>
-          <w:rFonts w:ascii="Calibri" w:hAnsi="Calibri" w:eastAsia="Calibri"/>
-          <w:b w:val="0"/>
-          <w:i w:val="0"/>
-          <w:sz w:val="22"/>
-        </w:rPr>
         <w:t>.</w:t>
       </w:r>
     </w:p>
     <w:sectPr>
-      <w:footerReference w:type="default" r:id="rId9"/>
       <w:pgSz w:w="12240" w:h="15840"/>
       <w:pgMar w:top="1134" w:right="1247" w:bottom="1134" w:left="1247" w:header="720" w:footer="720" w:gutter="0"/>
       <w:cols w:space="720"/>
@@ -2079,27 +1460,6 @@
     </w:sectPr>
   </w:body>
 </w:document>
-</file>
-
-<file path=word/footer1.xml><?xml version="1.0" encoding="utf-8"?>
-<w:ftr xmlns:m="http://schemas.openxmlformats.org/officeDocument/2006/math" xmlns:mc="http://schemas.openxmlformats.org/markup-compatibility/2006" xmlns:mo="http://schemas.microsoft.com/office/mac/office/2008/main" xmlns:mv="urn:schemas-microsoft-com:mac:vml" xmlns:o="urn:schemas-microsoft-com:office:office" xmlns:r="http://schemas.openxmlformats.org/officeDocument/2006/relationships" xmlns:v="urn:schemas-microsoft-com:vml" xmlns:w10="urn:schemas-microsoft-com:office:word" xmlns:w14="http://schemas.microsoft.com/office/word/2010/wordml" xmlns:w="http://schemas.openxmlformats.org/wordprocessingml/2006/main" xmlns:wne="http://schemas.microsoft.com/office/word/2006/wordml" xmlns:wp14="http://schemas.microsoft.com/office/word/2010/wordprocessingDrawing" xmlns:wp="http://schemas.openxmlformats.org/drawingml/2006/wordprocessingDrawing" xmlns:wpc="http://schemas.microsoft.com/office/word/2010/wordprocessingCanvas" xmlns:wpg="http://schemas.microsoft.com/office/word/2010/wordprocessingGroup" xmlns:wpi="http://schemas.microsoft.com/office/word/2010/wordprocessingInk" xmlns:wps="http://schemas.microsoft.com/office/word/2010/wordprocessingShape" mc:Ignorable="w14 wp14">
-  <w:p>
-    <w:pPr>
-      <w:pStyle w:val="Footer"/>
-      <w:jc w:val="center"/>
-    </w:pPr>
-    <w:r>
-      <w:rPr>
-        <w:rFonts w:ascii="Calibri" w:hAnsi="Calibri" w:eastAsia="Calibri"/>
-        <w:b w:val="0"/>
-        <w:i/>
-        <w:color w:val="555555"/>
-        <w:sz w:val="16"/>
-      </w:rPr>
-      <w:t>People Lead · Ana Karina · documento vivo · atualizar a cada 1:1</w:t>
-    </w:r>
-  </w:p>
-</w:ftr>
 </file>
 
 <file path=word/numbering.xml><?xml version="1.0" encoding="utf-8"?>
